--- a/data/cvs/cv_006_emir_arslan.docx
+++ b/data/cvs/cv_006_emir_arslan.docx
@@ -6,25 +6,22 @@
       <w:tblPr>
         <w:tblW w:type="auto" w:w="0"/>
         <w:jc w:val="center"/>
+        <w:tblLayout w:type="autofit"/>
         <w:tblLook w:firstColumn="1" w:firstRow="1" w:lastColumn="0" w:lastRow="0" w:noHBand="0" w:noVBand="1" w:val="04A0"/>
       </w:tblPr>
       <w:tblGrid>
-        <w:gridCol w:w="2880"/>
-        <w:gridCol w:w="6912"/>
+        <w:gridCol w:w="5328"/>
+        <w:gridCol w:w="5328"/>
       </w:tblGrid>
       <w:tr>
         <w:tc>
           <w:tcPr>
             <w:tcW w:type="dxa" w:w="5328"/>
+            <w:shd w:fill="EDEDED"/>
             <w:vAlign w:val="top"/>
-            <w:shd w:fill="E9EEF5"/>
           </w:tcPr>
           <w:p>
-            <w:r>
-              <w:rPr>
-                <w:sz w:val="18"/>
-              </w:rPr>
-            </w:r>
+            <w:r/>
             <w:r>
               <w:rPr>
                 <w:b/>
@@ -32,198 +29,16 @@
               </w:rPr>
               <w:t>Emir Arslan</w:t>
               <w:br/>
-              <w:t>Makine Öğrenmesi Mühendisi</w:t>
+              <w:t>emir_arslan@example.com</w:t>
+              <w:br/>
+              <w:t>+90 559 968 25 68</w:t>
+              <w:br/>
+              <w:t>İzmir / Konak</w:t>
               <w:br/>
               <w:br/>
-              <w:t>emir_arslan@example.com</w:t>
+              <w:t>Yapay Zeka</w:t>
               <w:br/>
-              <w:t>+90 536 294 78 67</w:t>
-              <w:br/>
-              <w:t>Ankara / Çankaya</w:t>
-            </w:r>
-          </w:p>
-          <w:p>
-            <w:r>
-              <w:rPr>
-                <w:b/>
-                <w:sz w:val="18"/>
-              </w:rPr>
-              <w:br/>
-              <w:t>YETENEKLER</w:t>
-            </w:r>
-          </w:p>
-          <w:p>
-            <w:pPr>
-              <w:spacing w:after="0"/>
-            </w:pPr>
-            <w:r>
-              <w:rPr>
-                <w:sz w:val="16"/>
-              </w:rPr>
-              <w:t>• Python</w:t>
-            </w:r>
-          </w:p>
-          <w:p>
-            <w:pPr>
-              <w:spacing w:after="0"/>
-            </w:pPr>
-            <w:r>
-              <w:rPr>
-                <w:sz w:val="16"/>
-              </w:rPr>
-              <w:t>• TensorFlow</w:t>
-            </w:r>
-          </w:p>
-          <w:p>
-            <w:pPr>
-              <w:spacing w:after="0"/>
-            </w:pPr>
-            <w:r>
-              <w:rPr>
-                <w:sz w:val="16"/>
-              </w:rPr>
-              <w:t>• PyTorch</w:t>
-            </w:r>
-          </w:p>
-          <w:p>
-            <w:pPr>
-              <w:spacing w:after="0"/>
-            </w:pPr>
-            <w:r>
-              <w:rPr>
-                <w:sz w:val="16"/>
-              </w:rPr>
-              <w:t>• Scikit-learn</w:t>
-            </w:r>
-          </w:p>
-          <w:p>
-            <w:pPr>
-              <w:spacing w:after="0"/>
-            </w:pPr>
-            <w:r>
-              <w:rPr>
-                <w:sz w:val="16"/>
-              </w:rPr>
-              <w:t>• MLflow</w:t>
-            </w:r>
-          </w:p>
-          <w:p>
-            <w:pPr>
-              <w:spacing w:after="0"/>
-            </w:pPr>
-            <w:r>
-              <w:rPr>
-                <w:sz w:val="16"/>
-              </w:rPr>
-              <w:t>• Feature Engineering</w:t>
-            </w:r>
-          </w:p>
-          <w:p>
-            <w:pPr>
-              <w:spacing w:after="0"/>
-            </w:pPr>
-            <w:r>
-              <w:rPr>
-                <w:sz w:val="16"/>
-              </w:rPr>
-              <w:t>• NLP</w:t>
-            </w:r>
-          </w:p>
-          <w:p>
-            <w:pPr>
-              <w:spacing w:after="0"/>
-            </w:pPr>
-            <w:r>
-              <w:rPr>
-                <w:sz w:val="16"/>
-              </w:rPr>
-              <w:t>• Docker</w:t>
-            </w:r>
-          </w:p>
-          <w:p>
-            <w:pPr>
-              <w:spacing w:after="0"/>
-            </w:pPr>
-            <w:r>
-              <w:rPr>
-                <w:sz w:val="16"/>
-              </w:rPr>
-              <w:t>• FastAPI</w:t>
-            </w:r>
-          </w:p>
-          <w:p>
-            <w:pPr>
-              <w:spacing w:after="0"/>
-            </w:pPr>
-            <w:r>
-              <w:rPr>
-                <w:sz w:val="16"/>
-              </w:rPr>
-              <w:t>• MLOps</w:t>
-            </w:r>
-          </w:p>
-          <w:p>
-            <w:r>
-              <w:rPr>
-                <w:b/>
-                <w:sz w:val="18"/>
-              </w:rPr>
-              <w:br/>
-              <w:t>DİLLER</w:t>
-            </w:r>
-          </w:p>
-          <w:p>
-            <w:pPr>
-              <w:spacing w:after="0"/>
-            </w:pPr>
-            <w:r>
-              <w:rPr>
-                <w:sz w:val="16"/>
-              </w:rPr>
-              <w:t>• Türkçe — Ana dil</w:t>
-            </w:r>
-          </w:p>
-          <w:p>
-            <w:pPr>
-              <w:spacing w:after="0"/>
-            </w:pPr>
-            <w:r>
-              <w:rPr>
-                <w:sz w:val="16"/>
-              </w:rPr>
-              <w:t>• İngilizce — İleri (C1)</w:t>
-            </w:r>
-          </w:p>
-          <w:p>
-            <w:r>
-              <w:rPr>
-                <w:b/>
-                <w:sz w:val="18"/>
-              </w:rPr>
-              <w:br/>
-              <w:t>SERTİFİKALAR</w:t>
-            </w:r>
-          </w:p>
-          <w:p>
-            <w:pPr>
-              <w:spacing w:after="0"/>
-            </w:pPr>
-            <w:r>
-              <w:rPr>
-                <w:sz w:val="16"/>
-              </w:rPr>
-              <w:t>• TensorFlow Developer Certificate (2023)</w:t>
-            </w:r>
-          </w:p>
-          <w:p>
-            <w:pPr>
-              <w:spacing w:after="0"/>
-            </w:pPr>
-            <w:r>
-              <w:rPr>
-                <w:sz w:val="16"/>
-              </w:rPr>
-              <w:t>• DeepLearning.AI Machine Learning Specialization (2022)</w:t>
+              <w:t>junior</w:t>
             </w:r>
           </w:p>
         </w:tc>
@@ -236,14 +51,18 @@
             <w:r>
               <w:rPr>
                 <w:b/>
-                <w:sz w:val="22"/>
+                <w:sz w:val="32"/>
               </w:rPr>
-              <w:t>PROFİL</w:t>
+              <w:t>Emir Arslan</w:t>
             </w:r>
           </w:p>
           <w:p>
             <w:r>
-              <w:t>5 yıllık deneyime sahip makine öğrenmesi mühendisi. yapay zeka alanında ölçülebilir iş sonuçları üretmeye, ekiplerle koordineli çalışmaya ve süreçleri veriye dayalı iyileştirmeye odaklanır. Python, TensorFlow, PyTorch, Scikit-learn konularında güçlü uygulama deneyimi vardır.</w:t>
+              <w:rPr>
+                <w:b w:val="0"/>
+                <w:sz w:val="18"/>
+              </w:rPr>
+              <w:t>2 yıllık Junior ML / AI Engineer deneyimi. Yapay Zeka alanında delivery, stakeholder communication ve measurable impact odaklı çalışır. Core skills: TensorFlow, Docker, Python, FastAPI.</w:t>
             </w:r>
           </w:p>
           <w:p>
@@ -252,7 +71,7 @@
                 <w:b/>
                 <w:sz w:val="22"/>
               </w:rPr>
-              <w:t>İŞ DENEYİMİ</w:t>
+              <w:t>Deneyim</w:t>
             </w:r>
           </w:p>
           <w:p>
@@ -261,27 +80,34 @@
                 <w:b/>
                 <w:sz w:val="18"/>
               </w:rPr>
-              <w:t>Makine Öğrenmesi Mühendisi — Vispera (Oca 2022 – Halen)</w:t>
+              <w:t>Junior ML / AI Engineer - Migros One</w:t>
             </w:r>
           </w:p>
           <w:p>
             <w:r>
-              <w:t>Yapay Zeka | Ankara</w:t>
+              <w:rPr>
+                <w:b w:val="0"/>
+                <w:sz w:val="16"/>
+              </w:rPr>
+              <w:t>2023-06 - Günümüz</w:t>
             </w:r>
           </w:p>
           <w:p>
             <w:r>
-              <w:t>• Tahmin modelinin F1 skorunu 0.71’den 0.84’e yükselttim</w:t>
+              <w:rPr>
+                <w:b w:val="0"/>
+                <w:sz w:val="16"/>
+              </w:rPr>
+              <w:t>• TensorFlow ile production süreçlerinde iyileştirme yaptım.</w:t>
             </w:r>
           </w:p>
           <w:p>
             <w:r>
-              <w:t>• MLflow ile model versiyonlama ve deney takip sistemi kurdum</w:t>
-            </w:r>
-          </w:p>
-          <w:p>
-            <w:r>
-              <w:t>• FastAPI ile gerçek zamanlı model servisleme altyapısı geliştirdim</w:t>
+              <w:rPr>
+                <w:b w:val="0"/>
+                <w:sz w:val="16"/>
+              </w:rPr>
+              <w:t>• Delivery cycle time %40 azaldı; dashboard, API veya automation çıktıları sahiplenildi.</w:t>
             </w:r>
           </w:p>
           <w:p>
@@ -290,70 +116,61 @@
                 <w:b/>
                 <w:sz w:val="18"/>
               </w:rPr>
-              <w:t>Makine Öğrenmesi Mühendisi — Etiya (Mar 2019 – Ara 2021)</w:t>
+              <w:t>ML / AI Engineer - Eczacıbaşı</w:t>
             </w:r>
           </w:p>
           <w:p>
             <w:r>
-              <w:t>Yapay Zeka | Ankara</w:t>
+              <w:rPr>
+                <w:b w:val="0"/>
+                <w:sz w:val="16"/>
+              </w:rPr>
+              <w:t>Eyl 2025 - Ara 2026</w:t>
             </w:r>
           </w:p>
           <w:p>
             <w:r>
-              <w:t>• TensorFlow ile operasyonel işleri destekleyen çözümler geliştirdim</w:t>
+              <w:rPr>
+                <w:b w:val="0"/>
+                <w:sz w:val="16"/>
+              </w:rPr>
+              <w:t>• Docker ile production süreçlerinde iyileştirme yaptım.</w:t>
             </w:r>
           </w:p>
           <w:p>
             <w:r>
-              <w:t>• Ekip hedeflerine katkı sağlayan raporlama ve süreç iyileştirme çalışmaları yaptım</w:t>
+              <w:rPr>
+                <w:b w:val="0"/>
+                <w:sz w:val="16"/>
+              </w:rPr>
+              <w:t>• Delivery cycle time %55 azaldı; dashboard, API veya automation çıktıları sahiplenildi.</w:t>
             </w:r>
           </w:p>
           <w:p>
             <w:r>
-              <w:t>• Paydaşlarla düzenli iletişim kurarak proje çıktılarının zamanında tamamlanmasını sağladım</w:t>
+              <w:rPr>
+                <w:b w:val="0"/>
+                <w:sz w:val="16"/>
+              </w:rPr>
+              <w:t>Yetenekler: TensorFlow, Docker, Python, FastAPI, MLflow, Feature Engineering, MLOps, PyTorch, Scikit-learn, NLP</w:t>
             </w:r>
           </w:p>
           <w:p>
             <w:r>
               <w:rPr>
                 <w:b/>
-                <w:sz w:val="18"/>
+                <w:sz w:val="20"/>
               </w:rPr>
-              <w:t>Makine Öğrenmesi Mühendisi — Etiya (Mar 2015 – Ara 2018)</w:t>
-            </w:r>
-          </w:p>
-          <w:p>
-            <w:r>
-              <w:t>Yapay Zeka | Ankara</w:t>
-            </w:r>
-          </w:p>
-          <w:p>
-            <w:r>
-              <w:t>• TensorFlow ile operasyonel işleri destekleyen çözümler geliştirdim</w:t>
-            </w:r>
-          </w:p>
-          <w:p>
-            <w:r>
-              <w:t>• Ekip hedeflerine katkı sağlayan raporlama ve süreç iyileştirme çalışmaları yaptım</w:t>
-            </w:r>
-          </w:p>
-          <w:p>
-            <w:r>
-              <w:t>• Paydaşlarla düzenli iletişim kurarak proje çıktılarının zamanında tamamlanmasını sağladım</w:t>
+              <w:t>Eğitim</w:t>
             </w:r>
           </w:p>
           <w:p>
             <w:r>
               <w:rPr>
-                <w:b/>
-                <w:sz w:val="22"/>
+                <w:b w:val="0"/>
+                <w:sz w:val="16"/>
               </w:rPr>
-              <w:t>EĞİTİM</w:t>
-            </w:r>
-          </w:p>
-          <w:p>
-            <w:r>
-              <w:t>Lisans — Bilgisayar Mühendisliği, Boğaziçi Üniversitesi (2018-2022) GPA: 2.96</w:t>
+              <w:t>Lisans - İstatistik, Hacettepe Üniversitesi</w:t>
             </w:r>
           </w:p>
         </w:tc>
@@ -733,7 +550,7 @@
     <w:qFormat/>
     <w:rsid w:val="00FC693F"/>
     <w:rPr>
-      <w:rFonts w:ascii="Calibri" w:hAnsi="Calibri"/>
+      <w:rFonts w:ascii="DejaVu Sans" w:hAnsi="DejaVu Sans"/>
       <w:sz w:val="18"/>
     </w:rPr>
   </w:style>
